--- a/hangszoveg/balatonszentgyorgy_hangszoveg.docx
+++ b/hangszoveg/balatonszentgyorgy_hangszoveg.docx
@@ -11,8 +11,9 @@
       <w:r>
         <w:t>Valamikor a közelmúltban átépítették az állomást. A harmadik vágány a kijárattól jobbra egy csonkavágány lett, ahonnan helyi személyvonatok indulnak. A komoly teherforgalomra utal, hogy vágányhídmérleg, homlokrakodó és</w:t>
       </w:r>
-    </w:p>
-    <w:p>
+      <w:r>
+        <w:t xml:space="preserve"> </w:t>
+      </w:r>
       <w:r>
         <w:t>közúti mérleg is található az állomáson.</w:t>
       </w:r>
